--- a/src/assets/tid/tidTemplateBlank.docx
+++ b/src/assets/tid/tidTemplateBlank.docx
@@ -324,23 +324,24 @@
     </w:p>
     <w:tbl>
       <w:tblPr>
-        <w:tblW w:w="14454" w:type="dxa"/>
-        <w:tblLayout w:type="fixed"/>
+        <w:tblW w:w="5000" w:type="pct"/>
+        <w:jc w:val="center"/>
         <w:tblLook w:val="00A0" w:firstRow="1" w:lastRow="0" w:firstColumn="1" w:lastColumn="0" w:noHBand="0" w:noVBand="0"/>
       </w:tblPr>
       <w:tblGrid>
-        <w:gridCol w:w="454"/>
-        <w:gridCol w:w="4361"/>
-        <w:gridCol w:w="4819"/>
-        <w:gridCol w:w="4820"/>
+        <w:gridCol w:w="462"/>
+        <w:gridCol w:w="4304"/>
+        <w:gridCol w:w="4755"/>
+        <w:gridCol w:w="4756"/>
       </w:tblGrid>
       <w:tr>
         <w:trPr>
           <w:tblHeader/>
+          <w:jc w:val="center"/>
         </w:trPr>
         <w:tc>
           <w:tcPr>
-            <w:tcW w:w="454" w:type="dxa"/>
+            <w:tcW w:w="159" w:type="pct"/>
             <w:tcBorders>
               <w:top w:val="single" w:sz="4" w:space="0" w:color="auto"/>
               <w:left w:val="single" w:sz="4" w:space="0" w:color="auto"/>
@@ -369,7 +370,7 @@
         </w:tc>
         <w:tc>
           <w:tcPr>
-            <w:tcW w:w="4361" w:type="dxa"/>
+            <w:tcW w:w="1508" w:type="pct"/>
             <w:tcBorders>
               <w:top w:val="single" w:sz="4" w:space="0" w:color="auto"/>
               <w:left w:val="single" w:sz="4" w:space="0" w:color="auto"/>
@@ -398,7 +399,7 @@
         </w:tc>
         <w:tc>
           <w:tcPr>
-            <w:tcW w:w="4819" w:type="dxa"/>
+            <w:tcW w:w="1666" w:type="pct"/>
             <w:tcBorders>
               <w:top w:val="single" w:sz="4" w:space="0" w:color="auto"/>
               <w:left w:val="single" w:sz="4" w:space="0" w:color="auto"/>
@@ -428,7 +429,7 @@
         </w:tc>
         <w:tc>
           <w:tcPr>
-            <w:tcW w:w="4820" w:type="dxa"/>
+            <w:tcW w:w="1666" w:type="pct"/>
             <w:tcBorders>
               <w:top w:val="single" w:sz="4" w:space="0" w:color="auto"/>
               <w:left w:val="single" w:sz="4" w:space="0" w:color="auto"/>
@@ -459,10 +460,11 @@
       <w:tr>
         <w:trPr>
           <w:trHeight w:val="2394"/>
+          <w:jc w:val="center"/>
         </w:trPr>
         <w:tc>
           <w:tcPr>
-            <w:tcW w:w="454" w:type="dxa"/>
+            <w:tcW w:w="159" w:type="pct"/>
             <w:tcBorders>
               <w:top w:val="single" w:sz="4" w:space="0" w:color="auto"/>
               <w:left w:val="single" w:sz="4" w:space="0" w:color="auto"/>
@@ -488,7 +490,7 @@
         </w:tc>
         <w:tc>
           <w:tcPr>
-            <w:tcW w:w="4361" w:type="dxa"/>
+            <w:tcW w:w="1508" w:type="pct"/>
             <w:tcBorders>
               <w:top w:val="single" w:sz="4" w:space="0" w:color="auto"/>
               <w:left w:val="single" w:sz="4" w:space="0" w:color="auto"/>
@@ -505,7 +507,7 @@
         </w:tc>
         <w:tc>
           <w:tcPr>
-            <w:tcW w:w="4819" w:type="dxa"/>
+            <w:tcW w:w="1666" w:type="pct"/>
             <w:tcBorders>
               <w:top w:val="single" w:sz="4" w:space="0" w:color="auto"/>
               <w:left w:val="single" w:sz="4" w:space="0" w:color="auto"/>
@@ -525,7 +527,7 @@
         </w:tc>
         <w:tc>
           <w:tcPr>
-            <w:tcW w:w="4820" w:type="dxa"/>
+            <w:tcW w:w="1666" w:type="pct"/>
             <w:tcBorders>
               <w:top w:val="single" w:sz="4" w:space="0" w:color="auto"/>
               <w:left w:val="single" w:sz="4" w:space="0" w:color="auto"/>
